--- a/word_reports/LP_0404_위치_480_C.C. Catch_Soul Survivor .docx
+++ b/word_reports/LP_0404_위치_480_C.C. Catch_Soul Survivor .docx
@@ -4,7 +4,7 @@
   <w:body>
     <w:p>
       <w:pPr>
-        <w:spacing w:after="280"/>
+        <w:spacing w:after="80"/>
       </w:pPr>
       <w:r>
         <w:rPr w:rFonts="맑은 고딕">
@@ -13,94 +13,47 @@
           <w:color w:val="1E3A8A"/>
           <w:sz w:val="30"/>
         </w:rPr>
-        <w:t>[480] C.C. Catch - Soul Survivor /45rpm</w:t>
+        <w:t>C.C. Catch (C.C.) - Soul Survivor /45rpm</w:t>
       </w:r>
     </w:p>
     <w:p>
       <w:pPr>
-        <w:spacing w:after="320"/>
+        <w:spacing w:after="240"/>
       </w:pPr>
       <w:r>
         <w:rPr w:rFonts="맑은 고딕">
           <w:rFonts w:ascii="맑은 고딕" w:hAnsi="맑은 고딕" w:eastAsia="맑은 고딕"/>
           <w:b/>
-          <w:sz w:val="20"/>
+          <w:color w:val="4B5563"/>
+          <w:sz w:val="22"/>
         </w:rPr>
-        <w:t>■ 위치 : 480</w:t>
-        <w:br/>
-      </w:r>
-      <w:r>
-        <w:rPr w:rFonts="맑은 고딕">
-          <w:rFonts w:ascii="맑은 고딕" w:hAnsi="맑은 고딕" w:eastAsia="맑은 고딕"/>
-          <w:b/>
-          <w:sz w:val="20"/>
-        </w:rPr>
-        <w:t>■ 아티스트 : C.C. Catch</w:t>
-        <w:br/>
-      </w:r>
-      <w:r>
-        <w:rPr w:rFonts="맑은 고딕">
-          <w:rFonts w:ascii="맑은 고딕" w:hAnsi="맑은 고딕" w:eastAsia="맑은 고딕"/>
-          <w:b/>
-          <w:sz w:val="20"/>
-        </w:rPr>
-        <w:t>■ 앨범명 : Soul Survivor /45rpm</w:t>
-        <w:br/>
-      </w:r>
-      <w:r>
-        <w:rPr w:rFonts="맑은 고딕">
-          <w:rFonts w:ascii="맑은 고딕" w:hAnsi="맑은 고딕" w:eastAsia="맑은 고딕"/>
-          <w:b w:val="0"/>
-          <w:sz w:val="20"/>
-        </w:rPr>
-        <w:t>■ 음반 레이블 : Hansa Records</w:t>
-        <w:br/>
-      </w:r>
-      <w:r>
-        <w:rPr w:rFonts="맑은 고딕">
-          <w:rFonts w:ascii="맑은 고딕" w:hAnsi="맑은 고딕" w:eastAsia="맑은 고딕"/>
-          <w:b w:val="0"/>
-          <w:sz w:val="20"/>
-        </w:rPr>
-        <w:t>■ 발매년도 : 1987</w:t>
-        <w:br/>
-      </w:r>
-      <w:r>
-        <w:rPr w:rFonts="맑은 고딕">
-          <w:rFonts w:ascii="맑은 고딕" w:hAnsi="맑은 고딕" w:eastAsia="맑은 고딕"/>
-          <w:b w:val="0"/>
-          <w:sz w:val="20"/>
-        </w:rPr>
-        <w:t>■ 장르 : 유로 디스코 (Euro Disco), 신스팝 (Synth-Pop)</w:t>
-        <w:br/>
-      </w:r>
-      <w:r>
-        <w:rPr w:rFonts="맑은 고딕">
-          <w:rFonts w:ascii="맑은 고딕" w:hAnsi="맑은 고딕" w:eastAsia="맑은 고딕"/>
-          <w:b w:val="0"/>
-          <w:sz w:val="20"/>
-        </w:rPr>
-        <w:t>■ 주요 수록곡 : 1. Soul Survivor (Long Version)</w:t>
-        <w:br/>
+        <w:t>위치 :  480</w:t>
       </w:r>
     </w:p>
     <w:p>
       <w:pPr>
-        <w:spacing w:after="160"/>
+        <w:spacing w:line="324" w:lineRule="auto" w:before="80" w:after="160"/>
       </w:pPr>
       <w:r>
         <w:rPr w:rFonts="맑은 고딕">
           <w:rFonts w:ascii="맑은 고딕" w:hAnsi="맑은 고딕" w:eastAsia="맑은 고딕"/>
           <w:b/>
           <w:color w:val="1F2937"/>
-          <w:sz w:val="24"/>
+          <w:sz w:val="22"/>
         </w:rPr>
-        <w:t>■ 음반 해설 및 감상 가이드</w:t>
+        <w:t xml:space="preserve">[음반 소개] </w:t>
+      </w:r>
+      <w:r>
+        <w:rPr w:rFonts="맑은 고딕">
+          <w:rFonts w:ascii="맑은 고딕" w:hAnsi="맑은 고딕" w:eastAsia="맑은 고딕"/>
+          <w:b w:val="0"/>
+          <w:sz w:val="21"/>
+        </w:rPr>
       </w:r>
     </w:p>
     <w:p>
       <w:pPr>
-        <w:spacing w:line="312" w:lineRule="auto" w:after="120"/>
+        <w:spacing w:line="324" w:lineRule="auto" w:after="120"/>
       </w:pPr>
       <w:r>
         <w:rPr w:rFonts="맑은 고딕">
@@ -108,51 +61,516 @@
           <w:b w:val="0"/>
           <w:sz w:val="21"/>
         </w:rPr>
-        <w:t>1980년대 유럽 댄스 뮤직의 황금기를 풍미한 씨씨 캐치(C.C. Catch)의 &lt;Soul Survivor&gt;는 그 시대의 화려함과 신나는 에너지를 원형 그대로 담아낸 명작 맥시 싱글(Maxi-Single) 음반입니다. 모던 토킹(Modern Talking)의 프로듀서이자 유로 디스코의 거장인 디터 볼렌(Dieter Bohlen)과의 완벽한 음악적 파트너십을 통해 탄생한 이 곡은, 발매 직후 유럽 전역의 클럽 차트와 차트를 휩쓸며 씨씨 캐치를 명실상부한 '유로 디스코의 여왕' 자리에 올렸습니다.</w:t>
+        <w:t>1980년대 유럽 전역을 찬란한 전자음의 물결로 물들였던 유로 디스코의 여왕, C.C. 캐치(C.C. Catch)의 가장 역동적이면서도 서정적인 에너지를 응축해 낸 12인치 맥시 싱글입니다. 프로듀서 디터 볼렌(Dieter Bohlen) 특유의 극적인 신시사이저 조형미와 캐롤라인의 매혹적인 보컬이 완벽한 조화를 이루며, 순수했던 팝 음악 황금기의 열기를 눈부시게 되살려냅니다. 특히 45회전(45rpm) 대구경 바이닐 포맷이 선사하는 압도적인 음향적 다이내믹과 깊이 있는 타격감은 단순한 댄스 팝을 넘어 오디오파일적 쾌감마저 안겨주는 아날로그 명작입니다.</w:t>
       </w:r>
     </w:p>
     <w:p>
       <w:pPr>
-        <w:spacing w:line="312" w:lineRule="auto" w:after="120"/>
+        <w:spacing w:line="324" w:lineRule="auto" w:before="200" w:after="80"/>
       </w:pPr>
+      <w:r>
+        <w:rPr w:rFonts="맑은 고딕">
+          <w:rFonts w:ascii="맑은 고딕" w:hAnsi="맑은 고딕" w:eastAsia="맑은 고딕"/>
+          <w:b/>
+          <w:color w:val="1E3A8A"/>
+          <w:sz w:val="24"/>
+        </w:rPr>
+        <w:t>1. 음반 데이터</w:t>
+      </w:r>
+    </w:p>
+    <w:p>
+      <w:pPr>
+        <w:spacing w:line="324" w:lineRule="auto" w:after="80"/>
+      </w:pPr>
+      <w:r>
+        <w:rPr w:rFonts="맑은 고딕">
+          <w:rFonts w:ascii="맑은 고딕" w:hAnsi="맑은 고딕" w:eastAsia="맑은 고딕"/>
+          <w:b w:val="0"/>
+          <w:color w:val="6B7280"/>
+          <w:sz w:val="21"/>
+        </w:rPr>
+        <w:t xml:space="preserve">· </w:t>
+      </w:r>
+      <w:r>
+        <w:rPr w:rFonts="맑은 고딕">
+          <w:rFonts w:ascii="맑은 고딕" w:hAnsi="맑은 고딕" w:eastAsia="맑은 고딕"/>
+          <w:b/>
+          <w:color w:val="1F2937"/>
+          <w:sz w:val="21"/>
+        </w:rPr>
+        <w:t xml:space="preserve">앨범명: </w:t>
+      </w:r>
       <w:r>
         <w:rPr w:rFonts="맑은 고딕">
           <w:rFonts w:ascii="맑은 고딕" w:hAnsi="맑은 고딕" w:eastAsia="맑은 고딕"/>
           <w:b w:val="0"/>
           <w:sz w:val="21"/>
         </w:rPr>
-        <w:t>음악적으로 이 음반은 디터 볼렌 특유의 정교하고 감각적인 신디사이저 편곡이 돋보입니다. 묵직하고 생동감 넘치는 베이스라인 위에 차갑고 감각적인 전자 비트, 그리고 화려한 브라스 신스 사운드가 겹겹이 쌓여 압도적인 청각적 쾌감을 선사합니다. 특히 45rpm 12인치 LP 포맷 특유의 넓은 소리 골(Groove) 덕분에 일반 LP보다 뛰어난 음압과 넓은 다이내믹 레인지를 자랑하며, 80년대 신스팝이 가진 특유의 명랑하면서도 아날로그적인 질감을 극대화하여 전달합니다.</w:t>
+        <w:t>Soul Survivor /45rpm</w:t>
       </w:r>
     </w:p>
     <w:p>
       <w:pPr>
-        <w:spacing w:line="312" w:lineRule="auto" w:after="120"/>
+        <w:spacing w:line="324" w:lineRule="auto" w:after="80"/>
       </w:pPr>
+      <w:r>
+        <w:rPr w:rFonts="맑은 고딕">
+          <w:rFonts w:ascii="맑은 고딕" w:hAnsi="맑은 고딕" w:eastAsia="맑은 고딕"/>
+          <w:b w:val="0"/>
+          <w:color w:val="6B7280"/>
+          <w:sz w:val="21"/>
+        </w:rPr>
+        <w:t xml:space="preserve">· </w:t>
+      </w:r>
+      <w:r>
+        <w:rPr w:rFonts="맑은 고딕">
+          <w:rFonts w:ascii="맑은 고딕" w:hAnsi="맑은 고딕" w:eastAsia="맑은 고딕"/>
+          <w:b/>
+          <w:color w:val="1F2937"/>
+          <w:sz w:val="21"/>
+        </w:rPr>
+        <w:t xml:space="preserve">아티스트: </w:t>
+      </w:r>
       <w:r>
         <w:rPr w:rFonts="맑은 고딕">
           <w:rFonts w:ascii="맑은 고딕" w:hAnsi="맑은 고딕" w:eastAsia="맑은 고딕"/>
           <w:b w:val="0"/>
           <w:sz w:val="21"/>
         </w:rPr>
-        <w:t>씨씨 캐치의 보컬은 이 곡에서 유독 매혹적인 빛을 발합니다. 특유의 세련되고 쿨한 음색과 안정적인 박자감은 폭발적인 비트 속에서도 단연 도드라지며, 억지로 지르지 않으면서도 리드미컬하게 곡을 끌고 가는 보컬 테크닉이 탁월합니다. 롱 버전(Long Version)에 수록된 확장된 브릿지 구간과 악기 섹션은 보컬과 악기 간의 완벽한 밀당을 보여주며, 당시 클럽 씬의 긴장감과 흥분을 음반 위에 완벽히 구현해 냈습니다.</w:t>
+        <w:t>C.C. Catch (C.C.)</w:t>
       </w:r>
     </w:p>
     <w:p>
       <w:pPr>
-        <w:spacing w:line="312" w:lineRule="auto" w:after="120"/>
+        <w:spacing w:line="324" w:lineRule="auto" w:after="80"/>
       </w:pPr>
+      <w:r>
+        <w:rPr w:rFonts="맑은 고딕">
+          <w:rFonts w:ascii="맑은 고딕" w:hAnsi="맑은 고딕" w:eastAsia="맑은 고딕"/>
+          <w:b w:val="0"/>
+          <w:color w:val="6B7280"/>
+          <w:sz w:val="21"/>
+        </w:rPr>
+        <w:t xml:space="preserve">· </w:t>
+      </w:r>
+      <w:r>
+        <w:rPr w:rFonts="맑은 고딕">
+          <w:rFonts w:ascii="맑은 고딕" w:hAnsi="맑은 고딕" w:eastAsia="맑은 고딕"/>
+          <w:b/>
+          <w:color w:val="1F2937"/>
+          <w:sz w:val="21"/>
+        </w:rPr>
+        <w:t xml:space="preserve">발매 정보: </w:t>
+      </w:r>
       <w:r>
         <w:rPr w:rFonts="맑은 고딕">
           <w:rFonts w:ascii="맑은 고딕" w:hAnsi="맑은 고딕" w:eastAsia="맑은 고딕"/>
           <w:b w:val="0"/>
           <w:sz w:val="21"/>
         </w:rPr>
-        <w:t>이 음반은 단순한 댄스 트랙을 넘어 1980년대 팝 문화의 한 축을 담당했던 유로 디스코 장르의 정수를 경험할 수 있는 귀중한 오디오필 아이템입니다. 턴테이블의 바늘을 올리는 순간 시대를 뛰어넘는 레트로한 감성과 폭발적인 에너지가 시청실 안을 가득 채우며, 45회전 아날로그 LP만이 줄 수 있는 풍부한 저음의 타격감과 섬세한 고음역의 조화를 만끽할 수 있는 최고의 감상용 음반입니다.</w:t>
+        <w:t>1987년 서독의 저명한 음반사 한사(Hansa) 레이블을 통해 발매된 12인치 맥시 싱글(Maxi-Single)로, 정규 3집 [Like a Hurricane]의 서막을 알리며 클럽과 라디오를 위해 고음질 45rpm 규격으로 특별 제작된 역사적 음반입니다.</w:t>
+      </w:r>
+    </w:p>
+    <w:p>
+      <w:pPr>
+        <w:spacing w:line="324" w:lineRule="auto" w:after="80"/>
+      </w:pPr>
+      <w:r>
+        <w:rPr w:rFonts="맑은 고딕">
+          <w:rFonts w:ascii="맑은 고딕" w:hAnsi="맑은 고딕" w:eastAsia="맑은 고딕"/>
+          <w:b w:val="0"/>
+          <w:color w:val="6B7280"/>
+          <w:sz w:val="21"/>
+        </w:rPr>
+        <w:t xml:space="preserve">· </w:t>
+      </w:r>
+      <w:r>
+        <w:rPr w:rFonts="맑은 고딕">
+          <w:rFonts w:ascii="맑은 고딕" w:hAnsi="맑은 고딕" w:eastAsia="맑은 고딕"/>
+          <w:b/>
+          <w:color w:val="1F2937"/>
+          <w:sz w:val="21"/>
+        </w:rPr>
+        <w:t xml:space="preserve">LP 인기도(판매량): </w:t>
+      </w:r>
+      <w:r>
+        <w:rPr w:rFonts="맑은 고딕">
+          <w:rFonts w:ascii="맑은 고딕" w:hAnsi="맑은 고딕" w:eastAsia="맑은 고딕"/>
+          <w:b w:val="0"/>
+          <w:sz w:val="21"/>
+        </w:rPr>
+        <w:t>발매와 동시에 스페인 싱글 차트 8위를 비롯해 독일 및 전 유럽의 댄스 차트 최상위권을 석권하였으며, 80년대 후반 전 세계 디스코테크와 국내 롤러스케이트장을 강타하며 폭발적인 바이닐 판매고를 기록했습니다.</w:t>
+      </w:r>
+    </w:p>
+    <w:p>
+      <w:pPr>
+        <w:spacing w:line="324" w:lineRule="auto" w:after="80"/>
+      </w:pPr>
+      <w:r>
+        <w:rPr w:rFonts="맑은 고딕">
+          <w:rFonts w:ascii="맑은 고딕" w:hAnsi="맑은 고딕" w:eastAsia="맑은 고딕"/>
+          <w:b w:val="0"/>
+          <w:color w:val="6B7280"/>
+          <w:sz w:val="21"/>
+        </w:rPr>
+        <w:t xml:space="preserve">· </w:t>
+      </w:r>
+      <w:r>
+        <w:rPr w:rFonts="맑은 고딕">
+          <w:rFonts w:ascii="맑은 고딕" w:hAnsi="맑은 고딕" w:eastAsia="맑은 고딕"/>
+          <w:b/>
+          <w:color w:val="1F2937"/>
+          <w:sz w:val="21"/>
+        </w:rPr>
+        <w:t xml:space="preserve">각종 수상경력: </w:t>
+      </w:r>
+      <w:r>
+        <w:rPr w:rFonts="맑은 고딕">
+          <w:rFonts w:ascii="맑은 고딕" w:hAnsi="맑은 고딕" w:eastAsia="맑은 고딕"/>
+          <w:b w:val="0"/>
+          <w:sz w:val="21"/>
+        </w:rPr>
+        <w:t>유로 디스코 및 하이-에너지(Hi-NRG) 씬을 대표하는 기념비적인 명곡으로 확고히 자리매김하였으며, 유럽 대중음악 평단으로부터 80년대 신스팝의 정점을 보여준 모범적 트랙으로 변함없는 찬사를 받고 있습니다.</w:t>
+      </w:r>
+    </w:p>
+    <w:p>
+      <w:pPr>
+        <w:spacing w:line="324" w:lineRule="auto" w:before="200" w:after="80"/>
+      </w:pPr>
+      <w:r>
+        <w:rPr w:rFonts="맑은 고딕">
+          <w:rFonts w:ascii="맑은 고딕" w:hAnsi="맑은 고딕" w:eastAsia="맑은 고딕"/>
+          <w:b/>
+          <w:color w:val="1E3A8A"/>
+          <w:sz w:val="24"/>
+        </w:rPr>
+        <w:t>2. 아티스트 정보</w:t>
+      </w:r>
+    </w:p>
+    <w:p>
+      <w:pPr>
+        <w:spacing w:line="324" w:lineRule="auto" w:after="80"/>
+      </w:pPr>
+      <w:r>
+        <w:rPr w:rFonts="맑은 고딕">
+          <w:rFonts w:ascii="맑은 고딕" w:hAnsi="맑은 고딕" w:eastAsia="맑은 고딕"/>
+          <w:b w:val="0"/>
+          <w:color w:val="6B7280"/>
+          <w:sz w:val="21"/>
+        </w:rPr>
+        <w:t xml:space="preserve">· </w:t>
+      </w:r>
+      <w:r>
+        <w:rPr w:rFonts="맑은 고딕">
+          <w:rFonts w:ascii="맑은 고딕" w:hAnsi="맑은 고딕" w:eastAsia="맑은 고딕"/>
+          <w:b/>
+          <w:color w:val="1F2937"/>
+          <w:sz w:val="21"/>
+        </w:rPr>
+        <w:t xml:space="preserve">국적: </w:t>
+      </w:r>
+      <w:r>
+        <w:rPr w:rFonts="맑은 고딕">
+          <w:rFonts w:ascii="맑은 고딕" w:hAnsi="맑은 고딕" w:eastAsia="맑은 고딕"/>
+          <w:b w:val="0"/>
+          <w:sz w:val="21"/>
+        </w:rPr>
+        <w:t>네덜란드 / 독일</w:t>
+      </w:r>
+    </w:p>
+    <w:p>
+      <w:pPr>
+        <w:spacing w:line="324" w:lineRule="auto" w:after="80"/>
+      </w:pPr>
+      <w:r>
+        <w:rPr w:rFonts="맑은 고딕">
+          <w:rFonts w:ascii="맑은 고딕" w:hAnsi="맑은 고딕" w:eastAsia="맑은 고딕"/>
+          <w:b w:val="0"/>
+          <w:color w:val="6B7280"/>
+          <w:sz w:val="21"/>
+        </w:rPr>
+        <w:t xml:space="preserve">· </w:t>
+      </w:r>
+      <w:r>
+        <w:rPr w:rFonts="맑은 고딕">
+          <w:rFonts w:ascii="맑은 고딕" w:hAnsi="맑은 고딕" w:eastAsia="맑은 고딕"/>
+          <w:b/>
+          <w:color w:val="1F2937"/>
+          <w:sz w:val="21"/>
+        </w:rPr>
+        <w:t xml:space="preserve">생몰년도: </w:t>
+      </w:r>
+      <w:r>
+        <w:rPr w:rFonts="맑은 고딕">
+          <w:rFonts w:ascii="맑은 고딕" w:hAnsi="맑은 고딕" w:eastAsia="맑은 고딕"/>
+          <w:b w:val="0"/>
+          <w:sz w:val="21"/>
+        </w:rPr>
+        <w:t>1964년 7월 31일 ~ 현재</w:t>
+      </w:r>
+    </w:p>
+    <w:p>
+      <w:pPr>
+        <w:spacing w:line="324" w:lineRule="auto" w:after="80"/>
+      </w:pPr>
+      <w:r>
+        <w:rPr w:rFonts="맑은 고딕">
+          <w:rFonts w:ascii="맑은 고딕" w:hAnsi="맑은 고딕" w:eastAsia="맑은 고딕"/>
+          <w:b w:val="0"/>
+          <w:color w:val="6B7280"/>
+          <w:sz w:val="21"/>
+        </w:rPr>
+        <w:t xml:space="preserve">· </w:t>
+      </w:r>
+      <w:r>
+        <w:rPr w:rFonts="맑은 고딕">
+          <w:rFonts w:ascii="맑은 고딕" w:hAnsi="맑은 고딕" w:eastAsia="맑은 고딕"/>
+          <w:b/>
+          <w:color w:val="1F2937"/>
+          <w:sz w:val="21"/>
+        </w:rPr>
+        <w:t xml:space="preserve">그룹 소속: </w:t>
+      </w:r>
+      <w:r>
+        <w:rPr w:rFonts="맑은 고딕">
+          <w:rFonts w:ascii="맑은 고딕" w:hAnsi="맑은 고딕" w:eastAsia="맑은 고딕"/>
+          <w:b w:val="0"/>
+          <w:sz w:val="21"/>
+        </w:rPr>
+        <w:t>솔로</w:t>
+      </w:r>
+    </w:p>
+    <w:p>
+      <w:pPr>
+        <w:spacing w:line="324" w:lineRule="auto" w:after="80"/>
+      </w:pPr>
+      <w:r>
+        <w:rPr w:rFonts="맑은 고딕">
+          <w:rFonts w:ascii="맑은 고딕" w:hAnsi="맑은 고딕" w:eastAsia="맑은 고딕"/>
+          <w:b w:val="0"/>
+          <w:color w:val="6B7280"/>
+          <w:sz w:val="21"/>
+        </w:rPr>
+        <w:t xml:space="preserve">· </w:t>
+      </w:r>
+      <w:r>
+        <w:rPr w:rFonts="맑은 고딕">
+          <w:rFonts w:ascii="맑은 고딕" w:hAnsi="맑은 고딕" w:eastAsia="맑은 고딕"/>
+          <w:b/>
+          <w:color w:val="1F2937"/>
+          <w:sz w:val="21"/>
+        </w:rPr>
+        <w:t xml:space="preserve">아티스트 소개: </w:t>
+      </w:r>
+      <w:r>
+        <w:rPr w:rFonts="맑은 고딕">
+          <w:rFonts w:ascii="맑은 고딕" w:hAnsi="맑은 고딕" w:eastAsia="맑은 고딕"/>
+          <w:b w:val="0"/>
+          <w:sz w:val="21"/>
+        </w:rPr>
+        <w:t>팝 듀오 모던 토킹(Modern Talking)의 브레인 디터 볼렌에게 발탁되어 ‘유로 디스코의 여왕’으로 군림한 보컬리스트입니다. 특유의 세련된 음색과 호소력 짙은 감정 표현으로 차가운 신시사이저 선율 위에 따뜻한 숨결을 불어넣으며 80년대 팝 음악사에 뚜렷한 족적을 남겼습니다.</w:t>
+      </w:r>
+    </w:p>
+    <w:p>
+      <w:pPr>
+        <w:spacing w:line="324" w:lineRule="auto" w:before="200" w:after="80"/>
+      </w:pPr>
+      <w:r>
+        <w:rPr w:rFonts="맑은 고딕">
+          <w:rFonts w:ascii="맑은 고딕" w:hAnsi="맑은 고딕" w:eastAsia="맑은 고딕"/>
+          <w:b/>
+          <w:color w:val="1E3A8A"/>
+          <w:sz w:val="24"/>
+        </w:rPr>
+        <w:t>3. 음반 상세 분석</w:t>
+      </w:r>
+    </w:p>
+    <w:p>
+      <w:pPr>
+        <w:spacing w:line="324" w:lineRule="auto" w:after="80"/>
+      </w:pPr>
+      <w:r>
+        <w:rPr w:rFonts="맑은 고딕">
+          <w:rFonts w:ascii="맑은 고딕" w:hAnsi="맑은 고딕" w:eastAsia="맑은 고딕"/>
+          <w:b w:val="0"/>
+          <w:color w:val="6B7280"/>
+          <w:sz w:val="21"/>
+        </w:rPr>
+        <w:t xml:space="preserve">· </w:t>
+      </w:r>
+      <w:r>
+        <w:rPr w:rFonts="맑은 고딕">
+          <w:rFonts w:ascii="맑은 고딕" w:hAnsi="맑은 고딕" w:eastAsia="맑은 고딕"/>
+          <w:b/>
+          <w:color w:val="1F2937"/>
+          <w:sz w:val="21"/>
+        </w:rPr>
+        <w:t xml:space="preserve">역사적 위치: </w:t>
+      </w:r>
+      <w:r>
+        <w:rPr w:rFonts="맑은 고딕">
+          <w:rFonts w:ascii="맑은 고딕" w:hAnsi="맑은 고딕" w:eastAsia="맑은 고딕"/>
+          <w:b w:val="0"/>
+          <w:sz w:val="21"/>
+        </w:rPr>
+        <w:t>신스팝과 유로 디스코가 고도의 음악적 세련미를 획득하던 1980년대 후반의 사운드 엔지니어링 미학을 대변하는 음반입니다. 빈틈없이 조율된 리듬 트랙과 애잔하면서도 중독적인 멜로디는 훗날 유로댄스와 현대 일렉트로닉 팝으로 이어지는 음악적 가교 역할을 충실히 수행했습니다.</w:t>
+      </w:r>
+    </w:p>
+    <w:p>
+      <w:pPr>
+        <w:spacing w:line="324" w:lineRule="auto" w:after="80"/>
+      </w:pPr>
+      <w:r>
+        <w:rPr w:rFonts="맑은 고딕">
+          <w:rFonts w:ascii="맑은 고딕" w:hAnsi="맑은 고딕" w:eastAsia="맑은 고딕"/>
+          <w:b w:val="0"/>
+          <w:color w:val="6B7280"/>
+          <w:sz w:val="21"/>
+        </w:rPr>
+        <w:t xml:space="preserve">· </w:t>
+      </w:r>
+      <w:r>
+        <w:rPr w:rFonts="맑은 고딕">
+          <w:rFonts w:ascii="맑은 고딕" w:hAnsi="맑은 고딕" w:eastAsia="맑은 고딕"/>
+          <w:b/>
+          <w:color w:val="1F2937"/>
+          <w:sz w:val="21"/>
+        </w:rPr>
+        <w:t xml:space="preserve">시대의 흔적(스토리텔링): </w:t>
+      </w:r>
+      <w:r>
+        <w:rPr w:rFonts="맑은 고딕">
+          <w:rFonts w:ascii="맑은 고딕" w:hAnsi="맑은 고딕" w:eastAsia="맑은 고딕"/>
+          <w:b w:val="0"/>
+          <w:sz w:val="21"/>
+        </w:rPr>
+        <w:t>네온사인이 화려하게 빛나던 1980년대 도심의 밤, 자유와 낭만을 좇아 댄스 플로어로 모여들던 청춘들의 숨결과 순수한 열망이 고스란히 담겨 있습니다. 불확실한 삶 속에서도 비트에 몸을 맡긴 채 사랑과 영원을 노래하던 그 시절 젊은 날의 아련한 추억과 시대적 공기가 소리골마다 생생하게 맥동합니다.</w:t>
+      </w:r>
+    </w:p>
+    <w:p>
+      <w:pPr>
+        <w:spacing w:line="324" w:lineRule="auto" w:before="200" w:after="80"/>
+      </w:pPr>
+      <w:r>
+        <w:rPr w:rFonts="맑은 고딕">
+          <w:rFonts w:ascii="맑은 고딕" w:hAnsi="맑은 고딕" w:eastAsia="맑은 고딕"/>
+          <w:b/>
+          <w:color w:val="1E3A8A"/>
+          <w:sz w:val="24"/>
+        </w:rPr>
+        <w:t>4. 주요 수록곡 및 감상 제언</w:t>
+      </w:r>
+    </w:p>
+    <w:p>
+      <w:pPr>
+        <w:spacing w:line="324" w:lineRule="auto" w:after="80"/>
+      </w:pPr>
+      <w:r>
+        <w:rPr w:rFonts="맑은 고딕">
+          <w:rFonts w:ascii="맑은 고딕" w:hAnsi="맑은 고딕" w:eastAsia="맑은 고딕"/>
+          <w:b w:val="0"/>
+          <w:color w:val="6B7280"/>
+          <w:sz w:val="21"/>
+        </w:rPr>
+        <w:t xml:space="preserve">· </w:t>
+      </w:r>
+      <w:r>
+        <w:rPr w:rFonts="맑은 고딕">
+          <w:rFonts w:ascii="맑은 고딕" w:hAnsi="맑은 고딕" w:eastAsia="맑은 고딕"/>
+          <w:b/>
+          <w:color w:val="1F2937"/>
+          <w:sz w:val="21"/>
+        </w:rPr>
+        <w:t xml:space="preserve">주요 수록곡 특징: </w:t>
+      </w:r>
+      <w:r>
+        <w:rPr w:rFonts="맑은 고딕">
+          <w:rFonts w:ascii="맑은 고딕" w:hAnsi="맑은 고딕" w:eastAsia="맑은 고딕"/>
+          <w:b w:val="0"/>
+          <w:sz w:val="21"/>
+        </w:rPr>
+        <w:t>표제작 'Soul Survivor (Long Version)'는 팽팽한 긴장감을 자아내는 인트로에 이어 질주하는 아날로그 신스 베이스와 서정적인 멜로디 라인이 드라마틱하게 교차하며, B면에 수록된 정교한 믹스는 곡의 음악적 완성도를 한층 입체적으로 확장시킵니다.</w:t>
+      </w:r>
+    </w:p>
+    <w:p>
+      <w:pPr>
+        <w:spacing w:line="324" w:lineRule="auto" w:after="80"/>
+      </w:pPr>
+      <w:r>
+        <w:rPr w:rFonts="맑은 고딕">
+          <w:rFonts w:ascii="맑은 고딕" w:hAnsi="맑은 고딕" w:eastAsia="맑은 고딕"/>
+          <w:b w:val="0"/>
+          <w:color w:val="6B7280"/>
+          <w:sz w:val="21"/>
+        </w:rPr>
+        <w:t xml:space="preserve">· </w:t>
+      </w:r>
+      <w:r>
+        <w:rPr w:rFonts="맑은 고딕">
+          <w:rFonts w:ascii="맑은 고딕" w:hAnsi="맑은 고딕" w:eastAsia="맑은 고딕"/>
+          <w:b/>
+          <w:color w:val="1F2937"/>
+          <w:sz w:val="21"/>
+        </w:rPr>
+        <w:t xml:space="preserve">빈티지 감상 제언: </w:t>
+      </w:r>
+      <w:r>
+        <w:rPr w:rFonts="맑은 고딕">
+          <w:rFonts w:ascii="맑은 고딕" w:hAnsi="맑은 고딕" w:eastAsia="맑은 고딕"/>
+          <w:b w:val="0"/>
+          <w:sz w:val="21"/>
+        </w:rPr>
+        <w:t>45rpm 특유의 넓은 소리골 폭 덕분에 저음역의 펀치력이 대단히 웅장하며 고역의 신시사이저 질감이 매우 투명하게 피어오릅니다. 진공관 앰프와 다이내믹형 카트리지를 결합하여 감상할 때, 묵직하게 밀려오는 베이스의 텐션과 보컬의 윤택한 온기가 리스닝 룸을 가득 채우는 진정한 아날로그적 쾌감을 경험할 수 있습니다.</w:t>
+      </w:r>
+    </w:p>
+    <w:p>
+      <w:pPr>
+        <w:spacing w:line="324" w:lineRule="auto" w:after="80"/>
+      </w:pPr>
+      <w:r>
+        <w:rPr w:rFonts="맑은 고딕">
+          <w:rFonts w:ascii="맑은 고딕" w:hAnsi="맑은 고딕" w:eastAsia="맑은 고딕"/>
+          <w:b w:val="0"/>
+          <w:color w:val="6B7280"/>
+          <w:sz w:val="21"/>
+        </w:rPr>
+        <w:t xml:space="preserve">· </w:t>
+      </w:r>
+      <w:r>
+        <w:rPr w:rFonts="맑은 고딕">
+          <w:rFonts w:ascii="맑은 고딕" w:hAnsi="맑은 고딕" w:eastAsia="맑은 고딕"/>
+          <w:b/>
+          <w:color w:val="1F2937"/>
+          <w:sz w:val="21"/>
+        </w:rPr>
+        <w:t xml:space="preserve">소장 가치: </w:t>
+      </w:r>
+      <w:r>
+        <w:rPr w:rFonts="맑은 고딕">
+          <w:rFonts w:ascii="맑은 고딕" w:hAnsi="맑은 고딕" w:eastAsia="맑은 고딕"/>
+          <w:b w:val="0"/>
+          <w:sz w:val="21"/>
+        </w:rPr>
+        <w:t>유로 디스코 전성기의 정수를 고순도의 음질로 음미할 수 있는 오리지널 45rpm 맥시 싱글이라는 점, 그리고 시대를 풍미한 아이콘의 가장 빛나는 순간을 소유할 수 있다는 점에서 바이닐 애호가와 컬렉터 모두에게 대체 불가능한 소장 가치를 지닙니다.</w:t>
+      </w:r>
+    </w:p>
+    <w:p>
+      <w:pPr>
+        <w:spacing w:line="324" w:lineRule="auto" w:after="120" w:before="160"/>
+      </w:pPr>
+      <w:r>
+        <w:rPr w:rFonts="맑은 고딕">
+          <w:rFonts w:ascii="맑은 고딕" w:hAnsi="맑은 고딕" w:eastAsia="맑은 고딕"/>
+          <w:b/>
+          <w:color w:val="4338CA"/>
+          <w:sz w:val="21"/>
+        </w:rPr>
+        <w:t>이 음반을 통해 찬란했던 80년대의 네온빛 낭만과 아날로그 사운드가 전해주는 감동을 다시 한번 경험해 보시는 것은 어떨까요?</w:t>
       </w:r>
     </w:p>
     <w:sectPr>
       <w:pgSz w:w="12240" w:h="15840"/>
-      <w:pgMar w:top="1440" w:right="1440" w:bottom="1440" w:left="1440" w:header="720" w:footer="720" w:gutter="0"/>
+      <w:pgMar w:top="1152" w:right="1296" w:bottom="1152" w:left="1296" w:header="720" w:footer="720" w:gutter="0"/>
       <w:cols w:space="720"/>
       <w:docGrid w:linePitch="360"/>
     </w:sectPr>

--- a/word_reports/LP_0404_위치_480_C.C. Catch_Soul Survivor .docx
+++ b/word_reports/LP_0404_위치_480_C.C. Catch_Soul Survivor .docx
@@ -32,7 +32,7 @@
     </w:p>
     <w:p>
       <w:pPr>
-        <w:spacing w:line="324" w:lineRule="auto" w:before="80" w:after="160"/>
+        <w:spacing w:line="324" w:lineRule="auto" w:before="80" w:after="120"/>
       </w:pPr>
       <w:r>
         <w:rPr w:rFonts="맑은 고딕">
@@ -42,13 +42,6 @@
           <w:sz w:val="22"/>
         </w:rPr>
         <w:t xml:space="preserve">[음반 소개] </w:t>
-      </w:r>
-      <w:r>
-        <w:rPr w:rFonts="맑은 고딕">
-          <w:rFonts w:ascii="맑은 고딕" w:hAnsi="맑은 고딕" w:eastAsia="맑은 고딕"/>
-          <w:b w:val="0"/>
-          <w:sz w:val="21"/>
-        </w:rPr>
       </w:r>
     </w:p>
     <w:p>
@@ -61,7 +54,33 @@
           <w:b w:val="0"/>
           <w:sz w:val="21"/>
         </w:rPr>
-        <w:t>1980년대 유럽 전역을 찬란한 전자음의 물결로 물들였던 유로 디스코의 여왕, C.C. 캐치(C.C. Catch)의 가장 역동적이면서도 서정적인 에너지를 응축해 낸 12인치 맥시 싱글입니다. 프로듀서 디터 볼렌(Dieter Bohlen) 특유의 극적인 신시사이저 조형미와 캐롤라인의 매혹적인 보컬이 완벽한 조화를 이루며, 순수했던 팝 음악 황금기의 열기를 눈부시게 되살려냅니다. 특히 45회전(45rpm) 대구경 바이닐 포맷이 선사하는 압도적인 음향적 다이내믹과 깊이 있는 타격감은 단순한 댄스 팝을 넘어 오디오파일적 쾌감마저 안겨주는 아날로그 명작입니다.</w:t>
+        <w:t>1980년대 중후반의 유럽 대중음악 씬은 신디사이저가 빚어내는 차가운 전자음의 격랑 속에서도 유려한 멜로디 라인과 낭만적인 비장미를 결합한 '유로 디스코(Euro Disco)'의 황금기였습니다. 그 중심에는 전설적인 듀오 모던 토킹(Modern Talking)의 마이다스, 디터 볼렌(Dieter Bohlen)이 발굴하고 조련해 낸 독보적인 디바 C.C. 캐치(C.C. Catch)가 있었습니다. 1987년 12인치 45rpm 맥시 싱글로 세상에 선을 보인 &lt;Soul Survivor&gt;는 화려한 댄스 플로어의 열기와 세기말적 멜랑콜리가 가장 완벽한 황금비율로 조우한 당대 팝 음악사의 불멸의 기념비입니다.</w:t>
+      </w:r>
+    </w:p>
+    <w:p>
+      <w:pPr>
+        <w:spacing w:line="324" w:lineRule="auto" w:after="120"/>
+      </w:pPr>
+      <w:r>
+        <w:rPr w:rFonts="맑은 고딕">
+          <w:rFonts w:ascii="맑은 고딕" w:hAnsi="맑은 고딕" w:eastAsia="맑은 고딕"/>
+          <w:b w:val="0"/>
+          <w:sz w:val="21"/>
+        </w:rPr>
+        <w:t>C.C. 캐치는 단순한 비트의 전달자에 머물지 않고, 매혹적이면서도 단단한 중저음의 보이스로 상처 입은 영혼의 내면을 드라마틱하게 노래했습니다. 곡명인 'Soul Survivor(영혼의 생존자)'가 웅변하듯, 이 음반은 사랑의 상실과 고독이라는 어두운 감정의 편린을 역설적이게도 가장 찬란하고 역동적인 리듬 섹션 위에 실어 올립니다. 디터 볼렌 특유의 드라마틱한 가성 백보컬과 팽팽하게 맞물리는 C.C. 캐치의 호소력 짙은 음색은 단순한 유흥을 넘어, 시대를 살아가는 청춘들의 상처를 보듬고 치유하는 카타르시스를 직조해 냅니다.</w:t>
+      </w:r>
+    </w:p>
+    <w:p>
+      <w:pPr>
+        <w:spacing w:line="324" w:lineRule="auto" w:after="120"/>
+      </w:pPr>
+      <w:r>
+        <w:rPr w:rFonts="맑은 고딕">
+          <w:rFonts w:ascii="맑은 고딕" w:hAnsi="맑은 고딕" w:eastAsia="맑은 고딕"/>
+          <w:b w:val="0"/>
+          <w:sz w:val="21"/>
+        </w:rPr>
+        <w:t>특히 12인치 바이닐에 45회전(45rpm)이라는 고음질 포맷을 채택한 이 음반은 아날로그 미학의 정수를 품고 있습니다. 회전 속도의 증가를 통해 소리골(Groove)의 물리적 폭을 극대화함으로써 얻어낸 광활한 다이내믹 레인지와 묵직한 아날로그 신스 베이스의 타격감은 80년대 밤의 공기를 단숨에 리스닝 룸으로 소환합니다. 디지털 음원이 결코 모방할 수 없는 이 거대하고 따뜻한 음향의 파동은, 화려한 조명 뒤편에 도사린 청춘의 고독과 낭만을 증언하며 반세기가 지난 오늘날에도 여전히 퇴색하지 않는 서정적 울림을 전하고 있습니다.</w:t>
       </w:r>
     </w:p>
     <w:p>
@@ -168,7 +187,7 @@
           <w:b w:val="0"/>
           <w:sz w:val="21"/>
         </w:rPr>
-        <w:t>1987년 서독의 저명한 음반사 한사(Hansa) 레이블을 통해 발매된 12인치 맥시 싱글(Maxi-Single)로, 정규 3집 [Like a Hurricane]의 서막을 알리며 클럽과 라디오를 위해 고음질 45rpm 규격으로 특별 제작된 역사적 음반입니다.</w:t>
+        <w:t>1987년 독일 한사(Hansa) 레코드를 통해 발매된 12인치 45rpm 맥시 싱글(Maxi-Single)로, 그녀의 정규 3집 &lt;Like a Hurricane&gt;의 시그니처 트랙이자 오디오파일과 클럽 DJ들을 위해 최상의 음향 퀄리티로 특화 제작된 역사적 명반.</w:t>
       </w:r>
     </w:p>
     <w:p>
@@ -199,7 +218,7 @@
           <w:b w:val="0"/>
           <w:sz w:val="21"/>
         </w:rPr>
-        <w:t>발매와 동시에 스페인 싱글 차트 8위를 비롯해 독일 및 전 유럽의 댄스 차트 최상위권을 석권하였으며, 80년대 후반 전 세계 디스코테크와 국내 롤러스케이트장을 강타하며 폭발적인 바이닐 판매고를 기록했습니다.</w:t>
+        <w:t>발매 직후 스페인 싱글 차트 1위를 비롯해 독일, 오스트리아, 유고슬라비아 등 유럽 전역의 차트 상위권을 강타하였으며, 80년대 후반 전 세계 디스코텍과 라디오 전파를 장악하며 폭발적인 상업적 성공을 거둠.</w:t>
       </w:r>
     </w:p>
     <w:p>
@@ -230,7 +249,7 @@
           <w:b w:val="0"/>
           <w:sz w:val="21"/>
         </w:rPr>
-        <w:t>유로 디스코 및 하이-에너지(Hi-NRG) 씬을 대표하는 기념비적인 명곡으로 확고히 자리매김하였으며, 유럽 대중음악 평단으로부터 80년대 신스팝의 정점을 보여준 모범적 트랙으로 변함없는 찬사를 받고 있습니다.</w:t>
+        <w:t>유럽 팝계에서 '유로 디스코의 여왕(Queen of Euro Disco)'이라는 칭호를 공고히 하였으며, 독일의 권위 있는 음악상인 골든 튜닝 포크(Goldene Stimmgabel) 등 유수의 팝 어워드에 거론되며 대중성과 음악적 파급력을 동시에 공인받음.</w:t>
       </w:r>
     </w:p>
     <w:p>
@@ -337,7 +356,7 @@
           <w:b w:val="0"/>
           <w:sz w:val="21"/>
         </w:rPr>
-        <w:t>솔로</w:t>
+        <w:t>솔로 (천재 프로듀서 디터 볼렌과의 전설적 콜라보레이션)</w:t>
       </w:r>
     </w:p>
     <w:p>
@@ -368,7 +387,7 @@
           <w:b w:val="0"/>
           <w:sz w:val="21"/>
         </w:rPr>
-        <w:t>팝 듀오 모던 토킹(Modern Talking)의 브레인 디터 볼렌에게 발탁되어 ‘유로 디스코의 여왕’으로 군림한 보컬리스트입니다. 특유의 세련된 음색과 호소력 짙은 감정 표현으로 차가운 신시사이저 선율 위에 따뜻한 숨결을 불어넣으며 80년대 팝 음악사에 뚜렷한 족적을 남겼습니다.</w:t>
+        <w:t>C.C. 캐치(본명 Caroline Catherine Müller)는 1980년대 유로 팝의 전성기를 호령했던 독보적인 여성 댄스 팝 아티스트입니다. 디터 볼렌의 감각적인 프로듀싱 아래 도회적이면서도 깊은 서정성을 지닌 음색으로 유럽과 아시아 전역을 매료시키며 신스팝/유로 디스코 씬의 영원한 디바로 자리매김했습니다.</w:t>
       </w:r>
     </w:p>
     <w:p>
@@ -413,7 +432,7 @@
           <w:b w:val="0"/>
           <w:sz w:val="21"/>
         </w:rPr>
-        <w:t>신스팝과 유로 디스코가 고도의 음악적 세련미를 획득하던 1980년대 후반의 사운드 엔지니어링 미학을 대변하는 음반입니다. 빈틈없이 조율된 리듬 트랙과 애잔하면서도 중독적인 멜로디는 훗날 유로댄스와 현대 일렉트로닉 팝으로 이어지는 음악적 가교 역할을 충실히 수행했습니다.</w:t>
+        <w:t>하이-에너지(Hi-NRG)의 질주감과 정통 유로 신스팝의 서정적 멜로디가 이상적으로 결합된 80년대 댄스 팝의 정점입니다. 특히 45rpm 규격의 12인치 바이닐로 발매되어, 상업적 댄스 트랙 역시 하이파이(Hi-Fi)적 완성도를 지닐 수 있음을 명쾌하게 입증한 음악사적 의의를 지닙니다.</w:t>
       </w:r>
     </w:p>
     <w:p>
@@ -444,7 +463,7 @@
           <w:b w:val="0"/>
           <w:sz w:val="21"/>
         </w:rPr>
-        <w:t>네온사인이 화려하게 빛나던 1980년대 도심의 밤, 자유와 낭만을 좇아 댄스 플로어로 모여들던 청춘들의 숨결과 순수한 열망이 고스란히 담겨 있습니다. 불확실한 삶 속에서도 비트에 몸을 맡긴 채 사랑과 영원을 노래하던 그 시절 젊은 날의 아련한 추억과 시대적 공기가 소리골마다 생생하게 맥동합니다.</w:t>
+        <w:t>1980년대 후반의 찬란했던 번영과 물질적 풍요 속에서 롤러스케이트장과 디스코텍으로 쏟아져 나온 젊은 세대의 열망과 낭만을 투영하고 있습니다. 네온 불빛 아래에서 춤추던 당대 청춘들의 환희와, 음악이 끝나고 난 뒤 찾아오는 찰나의 쓸쓸함이라는 시대적 공기가 고스란히 각인되어 있습니다.</w:t>
       </w:r>
     </w:p>
     <w:p>
@@ -489,7 +508,7 @@
           <w:b w:val="0"/>
           <w:sz w:val="21"/>
         </w:rPr>
-        <w:t>표제작 'Soul Survivor (Long Version)'는 팽팽한 긴장감을 자아내는 인트로에 이어 질주하는 아날로그 신스 베이스와 서정적인 멜로디 라인이 드라마틱하게 교차하며, B면에 수록된 정교한 믹스는 곡의 음악적 완성도를 한층 입체적으로 확장시킵니다.</w:t>
+        <w:t>A면의 'Soul Survivor (Long Version)'은 장대한 신디사이저 인트로와 심장을 울리는 드럼 머신 비트, 드라마틱하게 터져 나오는 코러스의 폭발력이 압권입니다. 음향의 여백과 밀도를 정교하게 조율한 익스텐디드 편곡은 원곡이 가진 음악적 스케일과 비장한 서정성을 극대화합니다.</w:t>
       </w:r>
     </w:p>
     <w:p>
@@ -520,7 +539,7 @@
           <w:b w:val="0"/>
           <w:sz w:val="21"/>
         </w:rPr>
-        <w:t>45rpm 특유의 넓은 소리골 폭 덕분에 저음역의 펀치력이 대단히 웅장하며 고역의 신시사이저 질감이 매우 투명하게 피어오릅니다. 진공관 앰프와 다이내믹형 카트리지를 결합하여 감상할 때, 묵직하게 밀려오는 베이스의 텐션과 보컬의 윤택한 온기가 리스닝 룸을 가득 채우는 진정한 아날로그적 쾌감을 경험할 수 있습니다.</w:t>
+        <w:t>45rpm 포맷 특유의 넓은 다이내믹 레인지를 체감하기 위해 카트리지의 트래킹 성능을 점검하고 감상하기를 권합니다. 진공관 앰프의 풍성한 배음과 아날로그 턴테이블이 조화를 이룰 때, 쏟아져 내리는 전자 신스의 질감 속에서도 C.C. 캐치의 보컬이 지닌 따스한 숨결과 입체적인 공간감이 경이롭게 살아납니다.</w:t>
       </w:r>
     </w:p>
     <w:p>
@@ -551,7 +570,7 @@
           <w:b w:val="0"/>
           <w:sz w:val="21"/>
         </w:rPr>
-        <w:t>유로 디스코 전성기의 정수를 고순도의 음질로 음미할 수 있는 오리지널 45rpm 맥시 싱글이라는 점, 그리고 시대를 풍미한 아이콘의 가장 빛나는 순간을 소유할 수 있다는 점에서 바이닐 애호가와 컬렉터 모두에게 대체 불가능한 소장 가치를 지닙니다.</w:t>
+        <w:t>80년대 유로 팝의 전성기 오리지널 사운드를 온전히 담아낸 45rpm 맥시 싱글은 현재 아날로그 수집가들 사이에서 매우 높은 평가를 받고 있습니다. 시대를 초월한 댄스 클래식의 예술적 원형을 피지컬 음반으로 소유한다는 점에서 각별한 소장 가치를 지닙니다.</w:t>
       </w:r>
     </w:p>
     <w:p>
@@ -565,7 +584,7 @@
           <w:color w:val="4338CA"/>
           <w:sz w:val="21"/>
         </w:rPr>
-        <w:t>이 음반을 통해 찬란했던 80년대의 네온빛 낭만과 아날로그 사운드가 전해주는 감동을 다시 한번 경험해 보시는 것은 어떨까요?</w:t>
+        <w:t>이 음반을 통해 1980년대 찬란했던 유로 디스코의 열기와 그 이면에 깃든 아련한 청춘의 노스탤지어가 전해주는 감동을 다시 한번 경험해 보시는 것은 어떨까요?</w:t>
       </w:r>
     </w:p>
     <w:sectPr>
